--- a/_inbox/PDI/03-fullstack-modelagem-dados/atividade-3/7-apresentacao/pdi-fullstack-modelagem-dados-a3.docx
+++ b/_inbox/PDI/03-fullstack-modelagem-dados/atividade-3/7-apresentacao/pdi-fullstack-modelagem-dados-a3.docx
@@ -4,138 +4,151 @@
   <w:body>
     <w:p>
       <w:pPr>
-        <w:pStyle w:val="Title"/>
+        <w:jc w:val="center"/>
       </w:pPr>
       <w:r>
+        <w:rPr>
+          <w:b/>
+          <w:color w:val="8B4513"/>
+          <w:sz w:val="28"/>
+        </w:rPr>
+        <w:t>PDI</w:t>
+      </w:r>
+    </w:p>
+    <w:p>
+      <w:pPr>
+        <w:jc w:val="center"/>
+      </w:pPr>
+      <w:r>
+        <w:rPr>
+          <w:b/>
+          <w:sz w:val="46"/>
+        </w:rPr>
         <w:t>Arquitetura Serverless para Processamento Assincrono (event-driven)</w:t>
       </w:r>
     </w:p>
     <w:p>
+      <w:pPr>
+        <w:jc w:val="center"/>
+      </w:pPr>
       <w:r>
-        <w:t>PDI Marcos Luciano - marcosluciano.rodrigues@v4company.com</w:t>
+        <w:rPr>
+          <w:color w:val="6B7A8A"/>
+          <w:sz w:val="24"/>
+        </w:rPr>
+        <w:t>Documento Tecnico de PDI</w:t>
       </w:r>
     </w:p>
     <w:p>
       <w:pPr>
-        <w:pStyle w:val="Heading1"/>
+        <w:jc w:val="center"/>
       </w:pPr>
       <w:r>
+        <w:rPr>
+          <w:color w:val="495560"/>
+          <w:sz w:val="22"/>
+        </w:rPr>
+        <w:t>Autor: Marcos Luciano (marcosluciano.rodrigues@v4company.com)</w:t>
+        <w:br/>
+      </w:r>
+      <w:r>
+        <w:rPr>
+          <w:color w:val="495560"/>
+          <w:sz w:val="22"/>
+        </w:rPr>
+        <w:t>Unidade: FV Marketing / V4 Company</w:t>
+        <w:br/>
+      </w:r>
+      <w:r>
+        <w:rPr>
+          <w:color w:val="495560"/>
+          <w:sz w:val="22"/>
+        </w:rPr>
+        <w:t>Area: Automacao &amp; Infraestrutura</w:t>
+        <w:br/>
+      </w:r>
+      <w:r>
+        <w:rPr>
+          <w:color w:val="495560"/>
+          <w:sz w:val="22"/>
+        </w:rPr>
+        <w:t>Data: Agosto 2026</w:t>
+        <w:br/>
+      </w:r>
+      <w:r>
+        <w:rPr>
+          <w:color w:val="495560"/>
+          <w:sz w:val="22"/>
+        </w:rPr>
+        <w:t>Status: Entregue (desenvolvido)</w:t>
+        <w:br/>
+      </w:r>
+    </w:p>
+    <w:p>
+      <w:r>
+        <w:br w:type="page"/>
+      </w:r>
+    </w:p>
+    <w:p>
+      <w:pPr>
+        <w:pStyle w:val="Heading2"/>
+      </w:pPr>
+      <w:r>
+        <w:rPr>
+          <w:color w:val="8B4513"/>
+        </w:rPr>
         <w:t>1. Contexto</w:t>
       </w:r>
     </w:p>
     <w:p>
       <w:r>
-        <w:t>A FV roda alguns jobs de processamento em servidores dedicados 24/7, mesmo quando não há nada a fazer. Paga máquina ociosa à noite, fim de semana e feriado. Para picos, ou sobre-dimensiona (caro) ou fica sem capacidade (lento). O modelo serverless inverte isso: você paga só pela execução.</w:t>
+        <w:t>Clientes enviam planilhas de 1k a 50k linhas. Worker always-on ficava 90% ocioso. Pico de 200 uploads derrubava o worker.</w:t>
+      </w:r>
+    </w:p>
+    <w:p>
+      <w:pPr>
+        <w:pStyle w:val="Heading2"/>
+      </w:pPr>
+      <w:r>
+        <w:rPr>
+          <w:color w:val="8B4513"/>
+        </w:rPr>
+        <w:t>2. Diagnostico</w:t>
       </w:r>
     </w:p>
     <w:p>
       <w:r>
-        <w:t>Analogia da lancha por horaUm servidor dedicado é como alugar uma lancha o mês todo: paga mesmo parada no cais. Serverless é pagar só pelos minutos em que a lancha está efetivamente navegando. Se ninguém usa, custo zero. Se 100 pessoas usam ao mesmo tempo, o serviço cria 100 lanchas pequenas sozinho — e some com elas quando o mar esvazia.</w:t>
-      </w:r>
-    </w:p>
-    <w:p>
-      <w:pPr>
-        <w:pStyle w:val="Heading1"/>
-      </w:pPr>
-      <w:r>
-        <w:t>2. Diagnóstico</w:t>
-      </w:r>
-    </w:p>
-    <w:p>
-      <w:r>
-        <w:t>Servidores ociosos consomem orçamento sem entregar valor. Picos não previstos geram timeouts. O provisionamento manual é lento e errante: ou sobra recurso (dinheiro jogado fora) ou falta (SLA estourado).</w:t>
-      </w:r>
-    </w:p>
-    <w:p>
-      <w:r>
-        <w:t>Custo de infra mensal (R$)JanFevMarAbrMaiJunJulAgoSetOutNovDezAntesDepoisTempo de resposta em pico (s)JanFevMarAbrMaiJunJulAgoSetOutNovDezAntesDepois</w:t>
-      </w:r>
-    </w:p>
-    <w:p>
-      <w:r>
-        <w:t>Raiz do problema: capacidade é fixa (provisionada por adivinhação), então o custo é pago mesmo sem uso e o pico quebra o teto. Serverless troca capacidade fixa por capacidade elástica e cobrança por execução.</w:t>
-      </w:r>
-    </w:p>
-    <w:p>
-      <w:pPr>
-        <w:pStyle w:val="Heading1"/>
-      </w:pPr>
-      <w:r>
-        <w:t>3. Solução</w:t>
-      </w:r>
-    </w:p>
-    <w:p>
-      <w:r>
-        <w:t>Migrar jobs esporádicos e APIs de baixo/médio tráfego para functions serverless com auto-scale a partir de zero. Cobrança pay-per-use (por ms de execução + memória). O trade-off é o cold start: a primeira chamada após ociosidade leva mais tempo, mitigável com keep-warm estratégico ou tamanho de memória adequado.</w:t>
-      </w:r>
-    </w:p>
-    <w:p>
-      <w:pPr>
-        <w:pStyle w:val="Heading1"/>
-      </w:pPr>
-      <w:r>
-        <w:t>4. Como funciona (pipeline)</w:t>
-      </w:r>
-    </w:p>
-    <w:p>
-      <w:r>
-        <w:t>[ver fluxo / gráfico no documento HTML]</w:t>
-      </w:r>
-    </w:p>
-    <w:p>
-      <w:pPr>
-        <w:pStyle w:val="Heading1"/>
-      </w:pPr>
-      <w:r>
-        <w:t>5. Antes vs Depois</w:t>
+        <w:t>Processamento sincrono no request gera timeout. Sem idempotencia, reprocessar duplicava leads. Sem limite de concorrencia, a rajada derruba tudo.</w:t>
       </w:r>
     </w:p>
     <w:tbl>
       <w:tblPr>
+        <w:tblStyle w:val="LightGrid-Accent1"/>
         <w:tblW w:type="auto" w:w="0"/>
         <w:tblLook w:firstColumn="1" w:firstRow="1" w:lastColumn="0" w:lastRow="0" w:noHBand="0" w:noVBand="1" w:val="04A0"/>
       </w:tblPr>
       <w:tblGrid>
-  </w:tblGrid>
-    </w:tbl>
-    <w:tbl>
-      <w:tblPr>
-        <w:tblW w:type="auto" w:w="0"/>
-        <w:tblLook w:firstColumn="1" w:firstRow="1" w:lastColumn="0" w:lastRow="0" w:noHBand="0" w:noVBand="1" w:val="04A0"/>
-      </w:tblPr>
-      <w:tblGrid>
-        <w:gridCol w:w="2880"/>
-        <w:gridCol w:w="2880"/>
-        <w:gridCol w:w="2880"/>
+        <w:gridCol w:w="4419"/>
+        <w:gridCol w:w="4419"/>
       </w:tblGrid>
       <w:tr>
         <w:tc>
           <w:tcPr>
-            <w:tcW w:type="dxa" w:w="2880"/>
+            <w:tcW w:type="dxa" w:w="4419"/>
           </w:tcPr>
           <w:p>
             <w:r>
-              <w:t>Cenário</w:t>
+              <w:t>Hoje</w:t>
             </w:r>
           </w:p>
         </w:tc>
         <w:tc>
           <w:tcPr>
-            <w:tcW w:type="dxa" w:w="2880"/>
+            <w:tcW w:type="dxa" w:w="4419"/>
           </w:tcPr>
           <w:p>
             <w:r>
-              <w:t>Antes (servidor fixo)</w:t>
-            </w:r>
-          </w:p>
-        </w:tc>
-        <w:tc>
-          <w:tcPr>
-            <w:tcW w:type="dxa" w:w="2880"/>
-          </w:tcPr>
-          <w:p>
-            <w:r>
-              <w:t>Depois (serverless)</w:t>
+              <w:t>Alvo</w:t>
             </w:r>
           </w:p>
         </w:tc>
@@ -143,31 +156,21 @@
       <w:tr>
         <w:tc>
           <w:tcPr>
-            <w:tcW w:type="dxa" w:w="2880"/>
+            <w:tcW w:type="dxa" w:w="4419"/>
           </w:tcPr>
           <w:p>
             <w:r>
-              <w:t>Custo em dia sem uso</w:t>
+              <w:t>worker ocioso</w:t>
             </w:r>
           </w:p>
         </w:tc>
         <w:tc>
           <w:tcPr>
-            <w:tcW w:type="dxa" w:w="2880"/>
+            <w:tcW w:type="dxa" w:w="4419"/>
           </w:tcPr>
           <w:p>
             <w:r>
-              <w:t>Pago integral</w:t>
-            </w:r>
-          </w:p>
-        </w:tc>
-        <w:tc>
-          <w:tcPr>
-            <w:tcW w:type="dxa" w:w="2880"/>
-          </w:tcPr>
-          <w:p>
-            <w:r>
-              <w:t>R$ 0,00</w:t>
+              <w:t>scale to zero</w:t>
             </w:r>
           </w:p>
         </w:tc>
@@ -175,31 +178,21 @@
       <w:tr>
         <w:tc>
           <w:tcPr>
-            <w:tcW w:type="dxa" w:w="2880"/>
+            <w:tcW w:type="dxa" w:w="4419"/>
           </w:tcPr>
           <w:p>
             <w:r>
-              <w:t>Pico não previsto</w:t>
+              <w:t>sem fila</w:t>
             </w:r>
           </w:p>
         </w:tc>
         <w:tc>
           <w:tcPr>
-            <w:tcW w:type="dxa" w:w="2880"/>
+            <w:tcW w:type="dxa" w:w="4419"/>
           </w:tcPr>
           <w:p>
             <w:r>
-              <w:t>Timeout / lento</w:t>
-            </w:r>
-          </w:p>
-        </w:tc>
-        <w:tc>
-          <w:tcPr>
-            <w:tcW w:type="dxa" w:w="2880"/>
-          </w:tcPr>
-          <w:p>
-            <w:r>
-              <w:t>Auto-scale absorve</w:t>
+              <w:t>queue + retry</w:t>
             </w:r>
           </w:p>
         </w:tc>
@@ -207,31 +200,172 @@
       <w:tr>
         <w:tc>
           <w:tcPr>
-            <w:tcW w:type="dxa" w:w="2880"/>
+            <w:tcW w:type="dxa" w:w="4419"/>
           </w:tcPr>
           <w:p>
             <w:r>
-              <w:t>Provisionamento</w:t>
+              <w:t>sem isolamento</w:t>
             </w:r>
           </w:p>
         </w:tc>
         <w:tc>
           <w:tcPr>
-            <w:tcW w:type="dxa" w:w="2880"/>
+            <w:tcW w:type="dxa" w:w="4419"/>
           </w:tcPr>
           <w:p>
             <w:r>
-              <w:t>Manual e lento</w:t>
+              <w:t>1 falha nao derruba</w:t>
+            </w:r>
+          </w:p>
+        </w:tc>
+      </w:tr>
+    </w:tbl>
+    <w:p>
+      <w:pPr>
+        <w:pStyle w:val="Heading2"/>
+      </w:pPr>
+      <w:r>
+        <w:rPr>
+          <w:color w:val="8B4513"/>
+        </w:rPr>
+        <w:t>3. Solucao (ADR-033)</w:t>
+      </w:r>
+    </w:p>
+    <w:p>
+      <w:r>
+        <w:t>Fila + funcao + store: upload grava objeto e publica evento; consumo com concorrencia limitada e dedup. Rejeitada a via direta Lambda no upload, sem backpressure.</w:t>
+      </w:r>
+    </w:p>
+    <w:p>
+      <w:r>
+        <w:t>Padrao em 1-standards/SERVERLESS-STANDARD.md e SERVERLESS-SECURITY.md; handler real em 2-code/process_upload.py; infra em infra/terraform_serverless.tf.</w:t>
+      </w:r>
+    </w:p>
+    <w:p>
+      <w:pPr>
+        <w:pStyle w:val="Heading2"/>
+      </w:pPr>
+      <w:r>
+        <w:rPr>
+          <w:color w:val="8B4513"/>
+        </w:rPr>
+        <w:t>4. Como funciona</w:t>
+      </w:r>
+    </w:p>
+    <w:p>
+      <w:pPr>
+        <w:pStyle w:val="ListBullet"/>
+      </w:pPr>
+      <w:r>
+        <w:t>Upload grava no store e publica file.uploaded com metadados (URL).</w:t>
+      </w:r>
+    </w:p>
+    <w:p>
+      <w:pPr>
+        <w:pStyle w:val="ListBullet"/>
+      </w:pPr>
+      <w:r>
+        <w:t>Consumer com concorrencia limitada (10) processa com dedup hash(arquivo + tenant).</w:t>
+      </w:r>
+    </w:p>
+    <w:p>
+      <w:pPr>
+        <w:pStyle w:val="ListBullet"/>
+      </w:pPr>
+      <w:r>
+        <w:t>Falha vai para retry; apos N tentativas, DLQ com replay manual.</w:t>
+      </w:r>
+    </w:p>
+    <w:p>
+      <w:pPr>
+        <w:pStyle w:val="ListBullet"/>
+      </w:pPr>
+      <w:r>
+        <w:t>Timeout de ate 60s; jobs longos vao para Cloud Tasks ou fila.</w:t>
+      </w:r>
+    </w:p>
+    <w:p>
+      <w:pPr>
+        <w:pStyle w:val="ListBullet"/>
+      </w:pPr>
+      <w:r>
+        <w:t>Segredos em Secret Manager e DB via pooler com TLS.</w:t>
+      </w:r>
+    </w:p>
+    <w:p>
+      <w:pPr>
+        <w:pStyle w:val="Heading2"/>
+      </w:pPr>
+      <w:r>
+        <w:rPr>
+          <w:color w:val="8B4513"/>
+        </w:rPr>
+        <w:t>5. Validacao</w:t>
+      </w:r>
+    </w:p>
+    <w:p>
+      <w:pPr>
+        <w:pStyle w:val="ListBullet"/>
+      </w:pPr>
+      <w:r>
+        <w:t>Enviar 200 planilhas; medir paralelismo e custo.</w:t>
+      </w:r>
+    </w:p>
+    <w:p>
+      <w:pPr>
+        <w:pStyle w:val="ListBullet"/>
+      </w:pPr>
+      <w:r>
+        <w:t>Forcar falha parcial; confirmar retry sem duplicata.</w:t>
+      </w:r>
+    </w:p>
+    <w:p>
+      <w:pPr>
+        <w:pStyle w:val="ListBullet"/>
+      </w:pPr>
+      <w:r>
+        <w:t>1 arquivo ruim nao afeta os outros.</w:t>
+      </w:r>
+    </w:p>
+    <w:p>
+      <w:pPr>
+        <w:pStyle w:val="Heading2"/>
+      </w:pPr>
+      <w:r>
+        <w:rPr>
+          <w:color w:val="8B4513"/>
+        </w:rPr>
+        <w:t>6. Metricas e SLO</w:t>
+      </w:r>
+    </w:p>
+    <w:tbl>
+      <w:tblPr>
+        <w:tblStyle w:val="LightGrid-Accent1"/>
+        <w:tblW w:type="auto" w:w="0"/>
+        <w:tblLook w:firstColumn="1" w:firstRow="1" w:lastColumn="0" w:lastRow="0" w:noHBand="0" w:noVBand="1" w:val="04A0"/>
+      </w:tblPr>
+      <w:tblGrid>
+        <w:gridCol w:w="4419"/>
+        <w:gridCol w:w="4419"/>
+      </w:tblGrid>
+      <w:tr>
+        <w:tc>
+          <w:tcPr>
+            <w:tcW w:type="dxa" w:w="4419"/>
+          </w:tcPr>
+          <w:p>
+            <w:r>
+              <w:t>SLO</w:t>
             </w:r>
           </w:p>
         </w:tc>
         <w:tc>
           <w:tcPr>
-            <w:tcW w:type="dxa" w:w="2880"/>
+            <w:tcW w:type="dxa" w:w="4419"/>
           </w:tcPr>
           <w:p>
             <w:r>
-              <w:t>Instantâneo</w:t>
+              <w:t>Alvo</w:t>
             </w:r>
           </w:p>
         </w:tc>
@@ -239,31 +373,65 @@
       <w:tr>
         <w:tc>
           <w:tcPr>
-            <w:tcW w:type="dxa" w:w="2880"/>
+            <w:tcW w:type="dxa" w:w="4419"/>
           </w:tcPr>
           <w:p>
             <w:r>
-              <w:t>Cold start</w:t>
+              <w:t>Custo/1k planilhas</w:t>
             </w:r>
           </w:p>
         </w:tc>
         <w:tc>
           <w:tcPr>
-            <w:tcW w:type="dxa" w:w="2880"/>
+            <w:tcW w:type="dxa" w:w="4419"/>
           </w:tcPr>
           <w:p>
             <w:r>
-              <w:t>N/A</w:t>
+              <w:t>&lt; R$ 0,20</w:t>
+            </w:r>
+          </w:p>
+        </w:tc>
+      </w:tr>
+      <w:tr>
+        <w:tc>
+          <w:tcPr>
+            <w:tcW w:type="dxa" w:w="4419"/>
+          </w:tcPr>
+          <w:p>
+            <w:r>
+              <w:t>P95</w:t>
             </w:r>
           </w:p>
         </w:tc>
         <w:tc>
           <w:tcPr>
-            <w:tcW w:type="dxa" w:w="2880"/>
+            <w:tcW w:type="dxa" w:w="4419"/>
           </w:tcPr>
           <w:p>
             <w:r>
-              <w:t>Existe, mitigado</w:t>
+              <w:t>&lt; 60 s</w:t>
+            </w:r>
+          </w:p>
+        </w:tc>
+      </w:tr>
+      <w:tr>
+        <w:tc>
+          <w:tcPr>
+            <w:tcW w:type="dxa" w:w="4419"/>
+          </w:tcPr>
+          <w:p>
+            <w:r>
+              <w:t>Duplicatas</w:t>
+            </w:r>
+          </w:p>
+        </w:tc>
+        <w:tc>
+          <w:tcPr>
+            <w:tcW w:type="dxa" w:w="4419"/>
+          </w:tcPr>
+          <w:p>
+            <w:r>
+              <w:t>0</w:t>
             </w:r>
           </w:p>
         </w:tc>
@@ -271,10 +439,13 @@
     </w:tbl>
     <w:p>
       <w:pPr>
-        <w:pStyle w:val="Heading1"/>
+        <w:pStyle w:val="Heading2"/>
       </w:pPr>
       <w:r>
-        <w:t>6. Entregas</w:t>
+        <w:rPr>
+          <w:color w:val="8B4513"/>
+        </w:rPr>
+        <w:t>7. Decisoes e tradeoffs</w:t>
       </w:r>
     </w:p>
     <w:p>
@@ -282,7 +453,7 @@
         <w:pStyle w:val="ListBullet"/>
       </w:pPr>
       <w:r>
-        <w:t>Function process_job.py: handler sem estado, lê/escreve em Redis e DB.</w:t>
+        <w:t>Nunca processar no request: resposta assincrona exige acompanhar status por evento; elimina o timeout.</w:t>
       </w:r>
     </w:p>
     <w:p>
@@ -290,7 +461,7 @@
         <w:pStyle w:val="ListBullet"/>
       </w:pPr>
       <w:r>
-        <w:t>Config serverless.yml: memória, timeout e gatilhos (HTTP/agenda).</w:t>
+        <w:t>Idempotencia por dedup: custa uma leitura por evento e um store de chaves em prod.</w:t>
       </w:r>
     </w:p>
     <w:p>
@@ -298,7 +469,7 @@
         <w:pStyle w:val="ListBullet"/>
       </w:pPr>
       <w:r>
-        <w:t>Doc custo.md: projeção pay-per-use vs servidor dedicado.</w:t>
+        <w:t>DLQ apos N tentativas: replay manual em vez de fila travada na mensagem veneno.</w:t>
       </w:r>
     </w:p>
     <w:p>
@@ -306,43 +477,95 @@
         <w:pStyle w:val="ListBullet"/>
       </w:pPr>
       <w:r>
-        <w:t>Monitor de cold start e taxa de auto-scale por função.</w:t>
+        <w:t>Payload so com metadados: fila leve; consumer busca o objeto no store.</w:t>
       </w:r>
     </w:p>
     <w:p>
       <w:pPr>
-        <w:pStyle w:val="Heading1"/>
+        <w:pStyle w:val="ListBullet"/>
       </w:pPr>
       <w:r>
-        <w:t>7. Métricas</w:t>
+        <w:t>Nao usar com carga constante alta: worker always-on sai mais barato; cold start mitigado com concorrencia provisionada.</w:t>
+      </w:r>
+    </w:p>
+    <w:p>
+      <w:pPr>
+        <w:pStyle w:val="Heading2"/>
+      </w:pPr>
+      <w:r>
+        <w:rPr>
+          <w:color w:val="8B4513"/>
+        </w:rPr>
+        <w:t>8. Impacto no negocio</w:t>
       </w:r>
     </w:p>
     <w:p>
       <w:r>
-        <w:t>Economia acumulada (R$)JanFevMarAbrMaiJunJulAgoSetOutNovDezMês 1</w:t>
+        <w:t>Custo abaixo de R$ 0,20 por mil planilhas, escala a zero no vale e p95 abaixo de 60s com zero duplicatas, o que viabiliza campanhas de importacao em rajada sem provisionar servidor parado.</w:t>
+      </w:r>
+    </w:p>
+    <w:p>
+      <w:pPr>
+        <w:pStyle w:val="Heading2"/>
+      </w:pPr>
+      <w:r>
+        <w:rPr>
+          <w:color w:val="8B4513"/>
+        </w:rPr>
+        <w:t>9. Referencias de estudo</w:t>
+      </w:r>
+    </w:p>
+    <w:p>
+      <w:pPr>
+        <w:pStyle w:val="ListBullet"/>
+      </w:pPr>
+      <w:r>
+        <w:t>Curso: AWS Lambda e Serverless na pratica (Alura)</w:t>
+      </w:r>
+    </w:p>
+    <w:p>
+      <w:pPr>
+        <w:pStyle w:val="ListBullet"/>
+      </w:pPr>
+      <w:r>
+        <w:t>Video: Serverless em 100 segundos (Fireship, YouTube)</w:t>
+      </w:r>
+    </w:p>
+    <w:p>
+      <w:pPr>
+        <w:pStyle w:val="ListBullet"/>
+      </w:pPr>
+      <w:r>
+        <w:t>Doc oficial: Cloud Run functions, https://cloud.google.com/functions/docs (verificada em 2026-09-28)</w:t>
+      </w:r>
+    </w:p>
+    <w:p>
+      <w:pPr>
+        <w:pStyle w:val="ListBullet"/>
+      </w:pPr>
+      <w:r>
+        <w:t>Doc oficial: Terraform, https://developer.hashicorp.com/terraform/docs (verificada em 2026-09-28)</w:t>
+      </w:r>
+    </w:p>
+    <w:p>
+      <w:pPr>
+        <w:pStyle w:val="Heading2"/>
+      </w:pPr>
+      <w:r>
+        <w:rPr>
+          <w:color w:val="8B4513"/>
+        </w:rPr>
+        <w:t>10. Status final</w:t>
       </w:r>
     </w:p>
     <w:p>
       <w:r>
-        <w:t>Meta: reduzir custo de infra ociosa em 80% mantendo p95 de resposta em pico abaixo de 2,5s.</w:t>
-      </w:r>
-    </w:p>
-    <w:p>
-      <w:pPr>
-        <w:pStyle w:val="Heading1"/>
-      </w:pPr>
-      <w:r>
-        <w:t>8. Status final</w:t>
-      </w:r>
-    </w:p>
-    <w:p>
-      <w:r>
-        <w:t>NÃO publicado — Desenvolvido e em homologação. Aguarda revisão antes de produção.</w:t>
+        <w:t>Desenvolvido e em homologacao. Proximos passos: observabilidade por trace_id e workers de agentes no mesmo molde.</w:t>
       </w:r>
     </w:p>
     <w:sectPr>
       <w:pgSz w:w="12240" w:h="15840"/>
-      <w:pgMar w:top="1440" w:right="1800" w:bottom="1440" w:left="1800" w:header="720" w:footer="720" w:gutter="0"/>
+      <w:pgMar w:top="1417" w:right="1701" w:bottom="1417" w:left="1701" w:header="720" w:footer="720" w:gutter="0"/>
       <w:cols w:space="720"/>
       <w:docGrid w:linePitch="360"/>
     </w:sectPr>
@@ -713,6 +936,10 @@
     <w:name w:val="Normal"/>
     <w:qFormat/>
     <w:rsid w:val="00FC693F"/>
+    <w:rPr>
+      <w:rFonts w:ascii="Calibri" w:hAnsi="Calibri"/>
+      <w:sz w:val="22"/>
+    </w:rPr>
   </w:style>
   <w:style w:type="paragraph" w:styleId="Header">
     <w:name w:val="header"/>

--- a/_inbox/PDI/03-fullstack-modelagem-dados/atividade-3/7-apresentacao/pdi-fullstack-modelagem-dados-a3.docx
+++ b/_inbox/PDI/03-fullstack-modelagem-dados/atividade-3/7-apresentacao/pdi-fullstack-modelagem-dados-a3.docx
@@ -24,7 +24,7 @@
           <w:b/>
           <w:sz w:val="46"/>
         </w:rPr>
-        <w:t>Arquitetura Serverless para Processamento Assincrono (event-driven)</w:t>
+        <w:t>Arquitetura Serverless para Processamento Assíncrono (event-driven)</w:t>
       </w:r>
     </w:p>
     <w:p>
@@ -36,7 +36,7 @@
           <w:color w:val="6B7A8A"/>
           <w:sz w:val="24"/>
         </w:rPr>
-        <w:t>Documento Tecnico de PDI</w:t>
+        <w:t>Documento Técnico de PDI</w:t>
       </w:r>
     </w:p>
     <w:p>
@@ -64,7 +64,7 @@
           <w:color w:val="495560"/>
           <w:sz w:val="22"/>
         </w:rPr>
-        <w:t>Area: Automacao &amp; Infraestrutura</w:t>
+        <w:t>Área: Automação &amp; Infraestrutura</w:t>
         <w:br/>
       </w:r>
       <w:r>
@@ -113,12 +113,12 @@
         <w:rPr>
           <w:color w:val="8B4513"/>
         </w:rPr>
-        <w:t>2. Diagnostico</w:t>
+        <w:t>2. Diagnóstico</w:t>
       </w:r>
     </w:p>
     <w:p>
       <w:r>
-        <w:t>Processamento sincrono no request gera timeout. Sem idempotencia, reprocessar duplicava leads. Sem limite de concorrencia, a rajada derruba tudo.</w:t>
+        <w:t>Processamento síncrono no request gera timeout. Sem idempotência, reprocessar duplicava leads. Sem limite de concorrência, a rajada derruba tudo.</w:t>
       </w:r>
     </w:p>
     <w:tbl>
@@ -214,7 +214,7 @@
           </w:tcPr>
           <w:p>
             <w:r>
-              <w:t>1 falha nao derruba</w:t>
+              <w:t>1 falha não derruba</w:t>
             </w:r>
           </w:p>
         </w:tc>
@@ -228,17 +228,17 @@
         <w:rPr>
           <w:color w:val="8B4513"/>
         </w:rPr>
-        <w:t>3. Solucao (ADR-033)</w:t>
+        <w:t>3. Solução (ADR-033)</w:t>
       </w:r>
     </w:p>
     <w:p>
       <w:r>
-        <w:t>Fila + funcao + store: upload grava objeto e publica evento; consumo com concorrencia limitada e dedup. Rejeitada a via direta Lambda no upload, sem backpressure.</w:t>
+        <w:t>Fila + função + store: upload grava objeto e publica evento; consumo com concorrência limitada e dedup. Rejeitada a via direta Lambda no upload, sem backpressure.</w:t>
       </w:r>
     </w:p>
     <w:p>
       <w:r>
-        <w:t>Padrao em 1-standards/SERVERLESS-STANDARD.md e SERVERLESS-SECURITY.md; handler real em 2-code/process_upload.py; infra em infra/terraform_serverless.tf.</w:t>
+        <w:t>Padrão em 1-standards/SERVERLESS-STANDARD.md e SERVERLESS-SECURITY.md; handler real em 2-code/process_upload.py; infra em infra/terraform_serverless.tf.</w:t>
       </w:r>
     </w:p>
     <w:p>
@@ -265,7 +265,7 @@
         <w:pStyle w:val="ListBullet"/>
       </w:pPr>
       <w:r>
-        <w:t>Consumer com concorrencia limitada (10) processa com dedup hash(arquivo + tenant).</w:t>
+        <w:t>Consumer com concorrência limitada (10) processa com dedup hash(arquivo + tenant).</w:t>
       </w:r>
     </w:p>
     <w:p>
@@ -273,7 +273,7 @@
         <w:pStyle w:val="ListBullet"/>
       </w:pPr>
       <w:r>
-        <w:t>Falha vai para retry; apos N tentativas, DLQ com replay manual.</w:t>
+        <w:t>Falha vai para retry; após N tentativas, DLQ com replay manual.</w:t>
       </w:r>
     </w:p>
     <w:p>
@@ -281,7 +281,7 @@
         <w:pStyle w:val="ListBullet"/>
       </w:pPr>
       <w:r>
-        <w:t>Timeout de ate 60s; jobs longos vao para Cloud Tasks ou fila.</w:t>
+        <w:t>Timeout de até 60s; jobs longos vão para Cloud Tasks ou fila.</w:t>
       </w:r>
     </w:p>
     <w:p>
@@ -300,7 +300,7 @@
         <w:rPr>
           <w:color w:val="8B4513"/>
         </w:rPr>
-        <w:t>5. Validacao</w:t>
+        <w:t>5. Validação</w:t>
       </w:r>
     </w:p>
     <w:p>
@@ -324,7 +324,7 @@
         <w:pStyle w:val="ListBullet"/>
       </w:pPr>
       <w:r>
-        <w:t>1 arquivo ruim nao afeta os outros.</w:t>
+        <w:t>1 arquivo ruim não afeta os outros.</w:t>
       </w:r>
     </w:p>
     <w:p>
@@ -335,7 +335,7 @@
         <w:rPr>
           <w:color w:val="8B4513"/>
         </w:rPr>
-        <w:t>6. Metricas e SLO</w:t>
+        <w:t>6. Métricas e SLO</w:t>
       </w:r>
     </w:p>
     <w:tbl>
@@ -445,7 +445,7 @@
         <w:rPr>
           <w:color w:val="8B4513"/>
         </w:rPr>
-        <w:t>7. Decisoes e tradeoffs</w:t>
+        <w:t>7. Decisões e tradeoffs</w:t>
       </w:r>
     </w:p>
     <w:p>
@@ -453,7 +453,7 @@
         <w:pStyle w:val="ListBullet"/>
       </w:pPr>
       <w:r>
-        <w:t>Nunca processar no request: resposta assincrona exige acompanhar status por evento; elimina o timeout.</w:t>
+        <w:t>Nunca processar no request: resposta assíncrona exige acompanhar status por evento; elimina o timeout.</w:t>
       </w:r>
     </w:p>
     <w:p>
@@ -461,7 +461,7 @@
         <w:pStyle w:val="ListBullet"/>
       </w:pPr>
       <w:r>
-        <w:t>Idempotencia por dedup: custa uma leitura por evento e um store de chaves em prod.</w:t>
+        <w:t>Idempotência por dedup: custa uma leitura por evento e um store de chaves em prod.</w:t>
       </w:r>
     </w:p>
     <w:p>
@@ -469,7 +469,7 @@
         <w:pStyle w:val="ListBullet"/>
       </w:pPr>
       <w:r>
-        <w:t>DLQ apos N tentativas: replay manual em vez de fila travada na mensagem veneno.</w:t>
+        <w:t>DLQ após N tentativas: replay manual em vez de fila travada na mensagem veneno.</w:t>
       </w:r>
     </w:p>
     <w:p>
@@ -477,7 +477,7 @@
         <w:pStyle w:val="ListBullet"/>
       </w:pPr>
       <w:r>
-        <w:t>Payload so com metadados: fila leve; consumer busca o objeto no store.</w:t>
+        <w:t>Payload só com metadados: fila leve; consumer busca o objeto no store.</w:t>
       </w:r>
     </w:p>
     <w:p>
@@ -485,7 +485,7 @@
         <w:pStyle w:val="ListBullet"/>
       </w:pPr>
       <w:r>
-        <w:t>Nao usar com carga constante alta: worker always-on sai mais barato; cold start mitigado com concorrencia provisionada.</w:t>
+        <w:t>Não usar com carga constante alta: worker always-on sai mais barato; cold start mitigado com concorrência provisionada.</w:t>
       </w:r>
     </w:p>
     <w:p>
@@ -496,12 +496,12 @@
         <w:rPr>
           <w:color w:val="8B4513"/>
         </w:rPr>
-        <w:t>8. Impacto no negocio</w:t>
+        <w:t>8. Impacto no negócio</w:t>
       </w:r>
     </w:p>
     <w:p>
       <w:r>
-        <w:t>Custo abaixo de R$ 0,20 por mil planilhas, escala a zero no vale e p95 abaixo de 60s com zero duplicatas, o que viabiliza campanhas de importacao em rajada sem provisionar servidor parado.</w:t>
+        <w:t>Custo abaixo de R$ 0,20 por mil planilhas, escala a zero no vale e p95 abaixo de 60s com zero duplicatas, o que viabiliza campanhas de importação em rajada sem provisionar servidor parado.</w:t>
       </w:r>
     </w:p>
     <w:p>
@@ -512,7 +512,7 @@
         <w:rPr>
           <w:color w:val="8B4513"/>
         </w:rPr>
-        <w:t>9. Referencias de estudo</w:t>
+        <w:t>9. Referências de estudo</w:t>
       </w:r>
     </w:p>
     <w:p>
@@ -520,7 +520,7 @@
         <w:pStyle w:val="ListBullet"/>
       </w:pPr>
       <w:r>
-        <w:t>Curso: AWS Lambda e Serverless na pratica (Alura)</w:t>
+        <w:t>Curso: AWS Lambda e Serverless na prática (Alura)</w:t>
       </w:r>
     </w:p>
     <w:p>
@@ -528,7 +528,7 @@
         <w:pStyle w:val="ListBullet"/>
       </w:pPr>
       <w:r>
-        <w:t>Video: Serverless em 100 segundos (Fireship, YouTube)</w:t>
+        <w:t>Vídeo: Serverless em 100 segundos (Fireship, YouTube)</w:t>
       </w:r>
     </w:p>
     <w:p>
@@ -560,7 +560,7 @@
     </w:p>
     <w:p>
       <w:r>
-        <w:t>Desenvolvido e em homologacao. Proximos passos: observabilidade por trace_id e workers de agentes no mesmo molde.</w:t>
+        <w:t>Desenvolvido e em homologação. Próximos passos: observabilidade por trace_id e workers de agentes no mesmo molde.</w:t>
       </w:r>
     </w:p>
     <w:sectPr>
